--- a/2o semestre/2000202 - Módulo de Fundamentos 2.docx
+++ b/2o semestre/2000202 - Módulo de Fundamentos 2.docx
@@ -73,16 +73,8 @@
               <w:rPr>
                 <w:rFonts w:ascii="Arial" w:eastAsia="Arial" w:hAnsi="Arial" w:cs="Arial"/>
               </w:rPr>
-              <w:t xml:space="preserve">1.  Código / </w:t>
-            </w:r>
-            <w:proofErr w:type="spellStart"/>
-            <w:r>
-              <w:rPr>
-                <w:rFonts w:ascii="Arial" w:eastAsia="Arial" w:hAnsi="Arial" w:cs="Arial"/>
-              </w:rPr>
-              <w:t>Code</w:t>
-            </w:r>
-            <w:proofErr w:type="spellEnd"/>
+              <w:t>1.  Código / Code</w:t>
+            </w:r>
           </w:p>
         </w:tc>
         <w:tc>
@@ -197,18 +189,8 @@
                 <w:i/>
                 <w:color w:val="000000"/>
               </w:rPr>
-              <w:t xml:space="preserve">Complete Discipline </w:t>
-            </w:r>
-            <w:proofErr w:type="spellStart"/>
-            <w:r>
-              <w:rPr>
-                <w:rFonts w:ascii="Arial" w:eastAsia="Arial" w:hAnsi="Arial" w:cs="Arial"/>
-                <w:i/>
-                <w:color w:val="000000"/>
-              </w:rPr>
-              <w:t>Program</w:t>
-            </w:r>
-            <w:proofErr w:type="spellEnd"/>
+              <w:t>Complete Discipline Program</w:t>
+            </w:r>
           </w:p>
         </w:tc>
         <w:tc>
@@ -468,33 +450,15 @@
                 <w:b/>
                 <w:color w:val="000000"/>
               </w:rPr>
-              <w:t xml:space="preserve">   </w:t>
-            </w:r>
-            <w:proofErr w:type="gramStart"/>
+              <w:t xml:space="preserve">   /  </w:t>
+            </w:r>
             <w:r>
               <w:rPr>
                 <w:rFonts w:ascii="Arial" w:eastAsia="Arial" w:hAnsi="Arial" w:cs="Arial"/>
                 <w:b/>
-                <w:color w:val="000000"/>
-              </w:rPr>
-              <w:t xml:space="preserve">/  </w:t>
-            </w:r>
-            <w:r>
-              <w:rPr>
-                <w:rFonts w:ascii="Arial" w:eastAsia="Arial" w:hAnsi="Arial" w:cs="Arial"/>
-                <w:b/>
-                <w:i/>
-              </w:rPr>
-              <w:t>Fundamentals</w:t>
-            </w:r>
-            <w:proofErr w:type="gramEnd"/>
-            <w:r>
-              <w:rPr>
-                <w:rFonts w:ascii="Arial" w:eastAsia="Arial" w:hAnsi="Arial" w:cs="Arial"/>
-                <w:b/>
-                <w:i/>
-              </w:rPr>
-              <w:t xml:space="preserve"> Module 2</w:t>
+                <w:i/>
+              </w:rPr>
+              <w:t>Foundation Course 2</w:t>
             </w:r>
           </w:p>
         </w:tc>
@@ -538,16 +502,8 @@
               <w:rPr>
                 <w:rFonts w:ascii="Arial" w:eastAsia="Arial" w:hAnsi="Arial" w:cs="Arial"/>
               </w:rPr>
-              <w:t xml:space="preserve">3. Créditos / </w:t>
-            </w:r>
-            <w:proofErr w:type="spellStart"/>
-            <w:r>
-              <w:rPr>
-                <w:rFonts w:ascii="Arial" w:eastAsia="Arial" w:hAnsi="Arial" w:cs="Arial"/>
-              </w:rPr>
-              <w:t>Credits</w:t>
-            </w:r>
-            <w:proofErr w:type="spellEnd"/>
+              <w:t>3. Créditos / Credits</w:t>
+            </w:r>
           </w:p>
         </w:tc>
         <w:tc>
@@ -640,7 +596,6 @@
               </w:rPr>
               <w:t xml:space="preserve">Aula / </w:t>
             </w:r>
-            <w:proofErr w:type="spellStart"/>
             <w:r>
               <w:rPr>
                 <w:rFonts w:ascii="Arial" w:eastAsia="Arial" w:hAnsi="Arial" w:cs="Arial"/>
@@ -649,29 +604,12 @@
               </w:rPr>
               <w:t>Lessons</w:t>
             </w:r>
-            <w:proofErr w:type="spellEnd"/>
-            <w:r>
-              <w:rPr>
-                <w:rFonts w:ascii="Arial" w:eastAsia="Arial" w:hAnsi="Arial" w:cs="Arial"/>
-                <w:color w:val="000000"/>
-              </w:rPr>
-              <w:t xml:space="preserve"> </w:t>
-            </w:r>
-            <w:proofErr w:type="gramStart"/>
-            <w:r>
-              <w:rPr>
-                <w:rFonts w:ascii="Arial" w:eastAsia="Arial" w:hAnsi="Arial" w:cs="Arial"/>
-                <w:color w:val="000000"/>
-              </w:rPr>
-              <w:t xml:space="preserve">   (</w:t>
-            </w:r>
-            <w:proofErr w:type="gramEnd"/>
-            <w:r>
-              <w:rPr>
-                <w:rFonts w:ascii="Arial" w:eastAsia="Arial" w:hAnsi="Arial" w:cs="Arial"/>
-                <w:color w:val="000000"/>
-              </w:rPr>
-              <w:t>1 crédito = 15 h)</w:t>
+            <w:r>
+              <w:rPr>
+                <w:rFonts w:ascii="Arial" w:eastAsia="Arial" w:hAnsi="Arial" w:cs="Arial"/>
+                <w:color w:val="000000"/>
+              </w:rPr>
+              <w:t xml:space="preserve">    (1 crédito = 15 h)</w:t>
             </w:r>
           </w:p>
         </w:tc>
@@ -791,47 +729,20 @@
               </w:rPr>
               <w:t xml:space="preserve">Trabalho / </w:t>
             </w:r>
-            <w:proofErr w:type="spellStart"/>
-            <w:r>
-              <w:rPr>
-                <w:rFonts w:ascii="Arial" w:eastAsia="Arial" w:hAnsi="Arial" w:cs="Arial"/>
-                <w:i/>
-                <w:color w:val="000000"/>
-              </w:rPr>
-              <w:t>Assignment</w:t>
-            </w:r>
-            <w:proofErr w:type="spellEnd"/>
-            <w:r>
-              <w:rPr>
-                <w:rFonts w:ascii="Arial" w:eastAsia="Arial" w:hAnsi="Arial" w:cs="Arial"/>
-                <w:i/>
-                <w:color w:val="000000"/>
-              </w:rPr>
-              <w:t xml:space="preserve"> </w:t>
-            </w:r>
-            <w:proofErr w:type="gramStart"/>
-            <w:r>
-              <w:rPr>
-                <w:rFonts w:ascii="Arial" w:eastAsia="Arial" w:hAnsi="Arial" w:cs="Arial"/>
-                <w:i/>
-                <w:color w:val="000000"/>
-              </w:rPr>
-              <w:t xml:space="preserve">  </w:t>
-            </w:r>
-            <w:r>
-              <w:rPr>
-                <w:rFonts w:ascii="Arial" w:eastAsia="Arial" w:hAnsi="Arial" w:cs="Arial"/>
-                <w:color w:val="000000"/>
-              </w:rPr>
-              <w:t xml:space="preserve"> (</w:t>
-            </w:r>
-            <w:proofErr w:type="gramEnd"/>
-            <w:r>
-              <w:rPr>
-                <w:rFonts w:ascii="Arial" w:eastAsia="Arial" w:hAnsi="Arial" w:cs="Arial"/>
-                <w:color w:val="000000"/>
-              </w:rPr>
-              <w:t>1 crédito = 30 h)</w:t>
+            <w:r>
+              <w:rPr>
+                <w:rFonts w:ascii="Arial" w:eastAsia="Arial" w:hAnsi="Arial" w:cs="Arial"/>
+                <w:i/>
+                <w:color w:val="000000"/>
+              </w:rPr>
+              <w:t xml:space="preserve">Assignment   </w:t>
+            </w:r>
+            <w:r>
+              <w:rPr>
+                <w:rFonts w:ascii="Arial" w:eastAsia="Arial" w:hAnsi="Arial" w:cs="Arial"/>
+                <w:color w:val="000000"/>
+              </w:rPr>
+              <w:t xml:space="preserve"> (1 crédito = 30 h)</w:t>
             </w:r>
           </w:p>
         </w:tc>
@@ -875,16 +786,8 @@
               <w:rPr>
                 <w:rFonts w:ascii="Arial" w:eastAsia="Arial" w:hAnsi="Arial" w:cs="Arial"/>
               </w:rPr>
-              <w:t xml:space="preserve">4. Vagas / </w:t>
-            </w:r>
-            <w:proofErr w:type="spellStart"/>
-            <w:r>
-              <w:rPr>
-                <w:rFonts w:ascii="Arial" w:eastAsia="Arial" w:hAnsi="Arial" w:cs="Arial"/>
-              </w:rPr>
-              <w:t>Places</w:t>
-            </w:r>
-            <w:proofErr w:type="spellEnd"/>
+              <w:t>4. Vagas / Places</w:t>
+            </w:r>
           </w:p>
         </w:tc>
         <w:tc>
@@ -974,18 +877,8 @@
                 <w:i/>
                 <w:color w:val="000000"/>
               </w:rPr>
-              <w:t xml:space="preserve">Regular </w:t>
-            </w:r>
-            <w:proofErr w:type="spellStart"/>
-            <w:r>
-              <w:rPr>
-                <w:rFonts w:ascii="Arial" w:eastAsia="Arial" w:hAnsi="Arial" w:cs="Arial"/>
-                <w:i/>
-                <w:color w:val="000000"/>
-              </w:rPr>
-              <w:t>students</w:t>
-            </w:r>
-            <w:proofErr w:type="spellEnd"/>
+              <w:t>Regular students</w:t>
+            </w:r>
           </w:p>
         </w:tc>
       </w:tr>
@@ -1104,34 +997,14 @@
               </w:rPr>
               <w:t xml:space="preserve">Alunos especiais / </w:t>
             </w:r>
-            <w:proofErr w:type="spellStart"/>
-            <w:r>
-              <w:rPr>
-                <w:rFonts w:ascii="Arial" w:eastAsia="Arial" w:hAnsi="Arial" w:cs="Arial"/>
-                <w:i/>
-                <w:color w:val="000000"/>
-              </w:rPr>
-              <w:t>Special</w:t>
-            </w:r>
-            <w:proofErr w:type="spellEnd"/>
-            <w:r>
-              <w:rPr>
-                <w:rFonts w:ascii="Arial" w:eastAsia="Arial" w:hAnsi="Arial" w:cs="Arial"/>
-                <w:i/>
-                <w:color w:val="000000"/>
-              </w:rPr>
-              <w:t xml:space="preserve"> regime </w:t>
-            </w:r>
-            <w:proofErr w:type="spellStart"/>
-            <w:r>
-              <w:rPr>
-                <w:rFonts w:ascii="Arial" w:eastAsia="Arial" w:hAnsi="Arial" w:cs="Arial"/>
-                <w:i/>
-                <w:color w:val="000000"/>
-              </w:rPr>
-              <w:t>students</w:t>
-            </w:r>
-            <w:proofErr w:type="spellEnd"/>
+            <w:r>
+              <w:rPr>
+                <w:rFonts w:ascii="Arial" w:eastAsia="Arial" w:hAnsi="Arial" w:cs="Arial"/>
+                <w:i/>
+                <w:color w:val="000000"/>
+              </w:rPr>
+              <w:t>Special regime students</w:t>
+            </w:r>
           </w:p>
         </w:tc>
       </w:tr>
@@ -1172,16 +1045,8 @@
               <w:rPr>
                 <w:rFonts w:ascii="Arial" w:eastAsia="Arial" w:hAnsi="Arial" w:cs="Arial"/>
               </w:rPr>
-              <w:t xml:space="preserve">5. Duração / </w:t>
-            </w:r>
-            <w:proofErr w:type="spellStart"/>
-            <w:r>
-              <w:rPr>
-                <w:rFonts w:ascii="Arial" w:eastAsia="Arial" w:hAnsi="Arial" w:cs="Arial"/>
-              </w:rPr>
-              <w:t>Duration</w:t>
-            </w:r>
-            <w:proofErr w:type="spellEnd"/>
+              <w:t>5. Duração / Duration</w:t>
+            </w:r>
           </w:p>
         </w:tc>
         <w:tc>
@@ -1263,23 +1128,13 @@
               </w:rPr>
               <w:t xml:space="preserve">(semanas / </w:t>
             </w:r>
-            <w:proofErr w:type="spellStart"/>
-            <w:r>
-              <w:rPr>
-                <w:rFonts w:ascii="Arial" w:eastAsia="Arial" w:hAnsi="Arial" w:cs="Arial"/>
-                <w:i/>
-                <w:color w:val="000000"/>
-              </w:rPr>
-              <w:t>weeks</w:t>
-            </w:r>
-            <w:proofErr w:type="spellEnd"/>
-            <w:r>
-              <w:rPr>
-                <w:rFonts w:ascii="Arial" w:eastAsia="Arial" w:hAnsi="Arial" w:cs="Arial"/>
-                <w:i/>
-                <w:color w:val="000000"/>
-              </w:rPr>
-              <w:t>)</w:t>
+            <w:r>
+              <w:rPr>
+                <w:rFonts w:ascii="Arial" w:eastAsia="Arial" w:hAnsi="Arial" w:cs="Arial"/>
+                <w:i/>
+                <w:color w:val="000000"/>
+              </w:rPr>
+              <w:t>weeks)</w:t>
             </w:r>
           </w:p>
         </w:tc>
@@ -1321,16 +1176,8 @@
               <w:rPr>
                 <w:rFonts w:ascii="Arial" w:eastAsia="Arial" w:hAnsi="Arial" w:cs="Arial"/>
               </w:rPr>
-              <w:t xml:space="preserve">6. Tipo / </w:t>
-            </w:r>
-            <w:proofErr w:type="spellStart"/>
-            <w:r>
-              <w:rPr>
-                <w:rFonts w:ascii="Arial" w:eastAsia="Arial" w:hAnsi="Arial" w:cs="Arial"/>
-              </w:rPr>
-              <w:t>Type</w:t>
-            </w:r>
-            <w:proofErr w:type="spellEnd"/>
+              <w:t>6. Tipo / Type</w:t>
+            </w:r>
           </w:p>
         </w:tc>
         <w:tc>
@@ -1645,6 +1492,7 @@
                 <w:rFonts w:ascii="Arial" w:eastAsia="Arial" w:hAnsi="Arial" w:cs="Arial"/>
                 <w:color w:val="000000"/>
               </w:rPr>
+              <w:lastRenderedPageBreak/>
               <w:t>8</w:t>
             </w:r>
             <w:r>
@@ -1660,7 +1508,6 @@
               </w:rPr>
               <w:t xml:space="preserve">Objetivos / </w:t>
             </w:r>
-            <w:proofErr w:type="spellStart"/>
             <w:r>
               <w:rPr>
                 <w:rFonts w:ascii="Arial" w:eastAsia="Arial" w:hAnsi="Arial" w:cs="Arial"/>
@@ -1669,7 +1516,6 @@
               </w:rPr>
               <w:t>Goals</w:t>
             </w:r>
-            <w:proofErr w:type="spellEnd"/>
           </w:p>
           <w:p>
             <w:pPr>
@@ -1787,21 +1633,7 @@
               <w:rPr>
                 <w:rFonts w:ascii="Arial" w:eastAsia="Arial" w:hAnsi="Arial" w:cs="Arial"/>
               </w:rPr>
-              <w:t xml:space="preserve">Empregar números complexos e coordenadas polares na representação de fenômenos físicos e matemáticos, incluindo o uso de diagramas de </w:t>
-            </w:r>
-            <w:proofErr w:type="spellStart"/>
-            <w:r>
-              <w:rPr>
-                <w:rFonts w:ascii="Arial" w:eastAsia="Arial" w:hAnsi="Arial" w:cs="Arial"/>
-              </w:rPr>
-              <w:t>fasores</w:t>
-            </w:r>
-            <w:proofErr w:type="spellEnd"/>
-            <w:r>
-              <w:rPr>
-                <w:rFonts w:ascii="Arial" w:eastAsia="Arial" w:hAnsi="Arial" w:cs="Arial"/>
-              </w:rPr>
-              <w:t xml:space="preserve"> para análise de oscilações.</w:t>
+              <w:t>Empregar números complexos e coordenadas polares na representação de fenômenos físicos e matemáticos, incluindo o uso de diagramas de fasores para análise de oscilações.</w:t>
             </w:r>
           </w:p>
           <w:p>
@@ -1819,21 +1651,7 @@
               <w:rPr>
                 <w:rFonts w:ascii="Arial" w:eastAsia="Arial" w:hAnsi="Arial" w:cs="Arial"/>
               </w:rPr>
-              <w:t xml:space="preserve">Operar em espaços vetoriais, aplicando conceitos de base, dimensão e produto interno para executar o processo de </w:t>
-            </w:r>
-            <w:proofErr w:type="spellStart"/>
-            <w:r>
-              <w:rPr>
-                <w:rFonts w:ascii="Arial" w:eastAsia="Arial" w:hAnsi="Arial" w:cs="Arial"/>
-              </w:rPr>
-              <w:t>ortogonalização</w:t>
-            </w:r>
-            <w:proofErr w:type="spellEnd"/>
-            <w:r>
-              <w:rPr>
-                <w:rFonts w:ascii="Arial" w:eastAsia="Arial" w:hAnsi="Arial" w:cs="Arial"/>
-              </w:rPr>
-              <w:t xml:space="preserve"> de Gram-Schmidt e encontrar a melhor aproximação de subespaços.</w:t>
+              <w:t>Operar em espaços vetoriais, aplicando conceitos de base, dimensão e produto interno para executar o processo de ortogonalização de Gram-Schmidt e encontrar a melhor aproximação de subespaços.</w:t>
             </w:r>
           </w:p>
           <w:p>
@@ -1953,26 +1771,12 @@
               <w:rPr>
                 <w:rFonts w:ascii="Arial" w:eastAsia="Arial" w:hAnsi="Arial" w:cs="Arial"/>
               </w:rPr>
-              <w:t xml:space="preserve"> integrando interpolação polinomial (</w:t>
-            </w:r>
-            <w:proofErr w:type="spellStart"/>
-            <w:r>
-              <w:rPr>
-                <w:rFonts w:ascii="Arial" w:eastAsia="Arial" w:hAnsi="Arial" w:cs="Arial"/>
-              </w:rPr>
-              <w:t>splines</w:t>
-            </w:r>
-            <w:proofErr w:type="spellEnd"/>
-            <w:r>
-              <w:rPr>
-                <w:rFonts w:ascii="Arial" w:eastAsia="Arial" w:hAnsi="Arial" w:cs="Arial"/>
-              </w:rPr>
-              <w:t>) e codificação orientada a objetos na simulação de problemas técnicos reais.</w:t>
-            </w:r>
-          </w:p>
-          <w:p>
-            <w:pPr>
-              <w:pStyle w:val="ListParagraph"/>
+              <w:t xml:space="preserve"> integrando interpolação polinomial (splines) e codificação orientada a objetos na simulação de problemas técnicos reais.</w:t>
+            </w:r>
+          </w:p>
+          <w:p>
+            <w:pPr>
+              <w:pStyle w:val="PargrafodaLista"/>
               <w:widowControl/>
               <w:numPr>
                 <w:ilvl w:val="0"/>
@@ -2036,25 +1840,23 @@
                 <w:i/>
                 <w:lang w:val="en-US"/>
               </w:rPr>
-              <w:t xml:space="preserve">The discipline in question focuses on developing the competencies defined for the Electronic and Computational </w:t>
-            </w:r>
-            <w:proofErr w:type="spellStart"/>
-            <w:r>
-              <w:rPr>
-                <w:rFonts w:ascii="Arial" w:eastAsia="Arial" w:hAnsi="Arial" w:cs="Arial"/>
-                <w:i/>
-                <w:lang w:val="en-US"/>
-              </w:rPr>
-              <w:t>Sistems</w:t>
-            </w:r>
-            <w:proofErr w:type="spellEnd"/>
-            <w:r>
-              <w:rPr>
-                <w:rFonts w:ascii="Arial" w:eastAsia="Arial" w:hAnsi="Arial" w:cs="Arial"/>
-                <w:i/>
-                <w:lang w:val="en-US"/>
-              </w:rPr>
-              <w:t xml:space="preserve"> Engineering in the proportions established by the pedagogical project. For this purpose, the following Learning Objectives have been established:</w:t>
+              <w:t>The discipline in question focuses on developing the competencies defined for the Electronic and Computational S</w:t>
+            </w:r>
+            <w:r>
+              <w:rPr>
+                <w:rFonts w:ascii="Arial" w:eastAsia="Arial" w:hAnsi="Arial" w:cs="Arial"/>
+                <w:i/>
+                <w:lang w:val="en-US"/>
+              </w:rPr>
+              <w:t>y</w:t>
+            </w:r>
+            <w:r>
+              <w:rPr>
+                <w:rFonts w:ascii="Arial" w:eastAsia="Arial" w:hAnsi="Arial" w:cs="Arial"/>
+                <w:i/>
+                <w:lang w:val="en-US"/>
+              </w:rPr>
+              <w:t>stems Engineering in the proportions established by the pedagogical project. For this purpose, the following Learning Objectives have been established:</w:t>
             </w:r>
           </w:p>
           <w:p>
@@ -2666,17 +2468,8 @@
                 <w:rFonts w:ascii="Arial" w:eastAsia="Arial" w:hAnsi="Arial" w:cs="Arial"/>
                 <w:b/>
               </w:rPr>
-              <w:t xml:space="preserve">Nelson </w:t>
-            </w:r>
-            <w:proofErr w:type="spellStart"/>
-            <w:r>
-              <w:rPr>
-                <w:rFonts w:ascii="Arial" w:eastAsia="Arial" w:hAnsi="Arial" w:cs="Arial"/>
-                <w:b/>
-              </w:rPr>
-              <w:t>Kuhl</w:t>
-            </w:r>
-            <w:proofErr w:type="spellEnd"/>
+              <w:t>Nelson Kuhl</w:t>
+            </w:r>
           </w:p>
           <w:p>
             <w:pPr>
@@ -2737,17 +2530,8 @@
                 <w:b/>
               </w:rPr>
               <w:br/>
-              <w:t xml:space="preserve">Jaime </w:t>
-            </w:r>
-            <w:proofErr w:type="spellStart"/>
-            <w:r>
-              <w:rPr>
-                <w:rFonts w:ascii="Arial" w:eastAsia="Arial" w:hAnsi="Arial" w:cs="Arial"/>
-                <w:b/>
-              </w:rPr>
-              <w:t>Sichman</w:t>
-            </w:r>
-            <w:proofErr w:type="spellEnd"/>
+              <w:t>Jaime Sichman</w:t>
+            </w:r>
           </w:p>
         </w:tc>
       </w:tr>
@@ -2805,19 +2589,8 @@
                 <w:i/>
                 <w:color w:val="000000"/>
               </w:rPr>
-              <w:t xml:space="preserve">Courses </w:t>
-            </w:r>
-            <w:proofErr w:type="spellStart"/>
-            <w:proofErr w:type="gramStart"/>
-            <w:r>
-              <w:rPr>
-                <w:rFonts w:ascii="Arial" w:eastAsia="Arial" w:hAnsi="Arial" w:cs="Arial"/>
-                <w:i/>
-                <w:color w:val="000000"/>
-              </w:rPr>
-              <w:t>served</w:t>
-            </w:r>
-            <w:proofErr w:type="spellEnd"/>
+              <w:t>Courses served</w:t>
+            </w:r>
             <w:r>
               <w:rPr>
                 <w:rFonts w:ascii="Arial" w:eastAsia="Arial" w:hAnsi="Arial" w:cs="Arial"/>
@@ -2831,15 +2604,7 @@
                 <w:rFonts w:ascii="Arial" w:eastAsia="Arial" w:hAnsi="Arial" w:cs="Arial"/>
                 <w:color w:val="000000"/>
               </w:rPr>
-              <w:t xml:space="preserve"> (</w:t>
-            </w:r>
-            <w:proofErr w:type="gramEnd"/>
-            <w:r>
-              <w:rPr>
-                <w:rFonts w:ascii="Arial" w:eastAsia="Arial" w:hAnsi="Arial" w:cs="Arial"/>
-                <w:color w:val="000000"/>
-              </w:rPr>
-              <w:t>fornecer código e nome – um curso por linha)</w:t>
+              <w:t xml:space="preserve"> (fornecer código e nome – um curso por linha)</w:t>
             </w:r>
           </w:p>
         </w:tc>
@@ -2939,27 +2704,25 @@
                 <w:color w:val="000000"/>
                 <w:lang w:val="en-US"/>
               </w:rPr>
-              <w:t xml:space="preserve">Electronic and Computational </w:t>
-            </w:r>
-            <w:proofErr w:type="spellStart"/>
-            <w:r>
-              <w:rPr>
-                <w:rFonts w:ascii="Arial" w:eastAsia="Arial" w:hAnsi="Arial" w:cs="Arial"/>
-                <w:i/>
-                <w:color w:val="000000"/>
-                <w:lang w:val="en-US"/>
-              </w:rPr>
-              <w:t>Sistems</w:t>
-            </w:r>
-            <w:proofErr w:type="spellEnd"/>
-            <w:r>
-              <w:rPr>
-                <w:rFonts w:ascii="Arial" w:eastAsia="Arial" w:hAnsi="Arial" w:cs="Arial"/>
-                <w:i/>
-                <w:color w:val="000000"/>
-                <w:lang w:val="en-US"/>
-              </w:rPr>
-              <w:t xml:space="preserve"> Engineering</w:t>
+              <w:t>Electronic and Computational S</w:t>
+            </w:r>
+            <w:r>
+              <w:rPr>
+                <w:rFonts w:ascii="Arial" w:eastAsia="Arial" w:hAnsi="Arial" w:cs="Arial"/>
+                <w:i/>
+                <w:color w:val="000000"/>
+                <w:lang w:val="en-US"/>
+              </w:rPr>
+              <w:t>y</w:t>
+            </w:r>
+            <w:r>
+              <w:rPr>
+                <w:rFonts w:ascii="Arial" w:eastAsia="Arial" w:hAnsi="Arial" w:cs="Arial"/>
+                <w:i/>
+                <w:color w:val="000000"/>
+                <w:lang w:val="en-US"/>
+              </w:rPr>
+              <w:t>stems Engineering</w:t>
             </w:r>
           </w:p>
         </w:tc>
@@ -3003,6 +2766,7 @@
               <w:rPr>
                 <w:rFonts w:ascii="Arial" w:eastAsia="Arial" w:hAnsi="Arial" w:cs="Arial"/>
               </w:rPr>
+              <w:lastRenderedPageBreak/>
               <w:t xml:space="preserve">11. </w:t>
             </w:r>
             <w:r>
@@ -3041,112 +2805,111 @@
               <w:jc w:val="both"/>
               <w:rPr>
                 <w:rFonts w:ascii="Arial" w:eastAsia="Arial" w:hAnsi="Arial" w:cs="Arial"/>
-                <w:lang w:val="en-US"/>
-              </w:rPr>
-            </w:pPr>
-            <w:r>
-              <w:rPr>
-                <w:rFonts w:ascii="Arial" w:eastAsia="Arial" w:hAnsi="Arial" w:cs="Arial"/>
-                <w:lang w:val="en-US"/>
-              </w:rPr>
-              <w:t>This second fundamental module deepens the mathematical and physical toolkit required for engineering, establishing a direct connection between multivariable calculus and dynamic systems analysis. The course expands analytical skills by introducing the study of multivariable functions, the gradient vector, and optimization techniques using Lagrange multipliers. Simultaneously, the foundation in linear algebra evolves toward the study of abstract vector spaces, inner products, and linear transformations, providing the necessary rigor to solve best-approximation problems and simplify operators through basis changes.</w:t>
-            </w:r>
-          </w:p>
-          <w:p>
-            <w:pPr>
-              <w:widowControl/>
-              <w:pBdr>
-                <w:top w:val="nil"/>
-                <w:left w:val="nil"/>
-                <w:bottom w:val="nil"/>
-                <w:right w:val="nil"/>
-                <w:between w:val="nil"/>
-              </w:pBdr>
-              <w:jc w:val="both"/>
-              <w:rPr>
-                <w:rFonts w:ascii="Arial" w:eastAsia="Arial" w:hAnsi="Arial" w:cs="Arial"/>
-                <w:lang w:val="en-US"/>
-              </w:rPr>
-            </w:pPr>
-          </w:p>
-          <w:p>
-            <w:pPr>
-              <w:widowControl/>
-              <w:pBdr>
-                <w:top w:val="nil"/>
-                <w:left w:val="nil"/>
-                <w:bottom w:val="nil"/>
-                <w:right w:val="nil"/>
-                <w:between w:val="nil"/>
-              </w:pBdr>
-              <w:jc w:val="both"/>
-              <w:rPr>
-                <w:rFonts w:ascii="Arial" w:eastAsia="Arial" w:hAnsi="Arial" w:cs="Arial"/>
-                <w:lang w:val="en-US"/>
-              </w:rPr>
-            </w:pPr>
-            <w:r>
-              <w:rPr>
-                <w:rFonts w:ascii="Arial" w:eastAsia="Arial" w:hAnsi="Arial" w:cs="Arial"/>
-                <w:lang w:val="en-US"/>
-              </w:rPr>
-              <w:t>The physics of motion increases in complexity with a focus on conservative systems, rotational dynamics, and conservation theorems. Students are empowered to describe advanced mechanical phenomena, such as collisions and rigid body motion, integrating the calculation of moments of inertia and rotational energy. This theoretical modeling is transposed to the numerical domain through the study of polynomial interpolation and numerical integration, enabling the efficient handling of complex functions in technical simulations and experimental data analysis.</w:t>
-            </w:r>
-          </w:p>
-          <w:p>
-            <w:pPr>
-              <w:widowControl/>
-              <w:pBdr>
-                <w:top w:val="nil"/>
-                <w:left w:val="nil"/>
-                <w:bottom w:val="nil"/>
-                <w:right w:val="nil"/>
-                <w:between w:val="nil"/>
-              </w:pBdr>
-              <w:jc w:val="both"/>
-              <w:rPr>
-                <w:rFonts w:ascii="Arial" w:eastAsia="Arial" w:hAnsi="Arial" w:cs="Arial"/>
-                <w:lang w:val="en-US"/>
-              </w:rPr>
-            </w:pPr>
-          </w:p>
-          <w:p>
-            <w:pPr>
-              <w:widowControl/>
-              <w:pBdr>
-                <w:top w:val="nil"/>
-                <w:left w:val="nil"/>
-                <w:bottom w:val="nil"/>
-                <w:right w:val="nil"/>
-                <w:between w:val="nil"/>
-              </w:pBdr>
-              <w:jc w:val="both"/>
-              <w:rPr>
-                <w:rFonts w:ascii="Arial" w:eastAsia="Arial" w:hAnsi="Arial" w:cs="Arial"/>
-                <w:lang w:val="en-US"/>
-              </w:rPr>
-            </w:pPr>
-            <w:r>
-              <w:rPr>
-                <w:rFonts w:ascii="Arial" w:eastAsia="Arial" w:hAnsi="Arial" w:cs="Arial"/>
-                <w:lang w:val="en-US"/>
-              </w:rPr>
-              <w:t>In the technological axis, the course focuses on the transition to the Object-Oriented Programming (OOP) paradigm, developing the ability to design robust and scalable software for engineering. The discipline integrates concepts of abstraction, inheritance, and polymorphism in the development of practical electrical engineering applications, where students implement abstract data types and file manipulation with defensive programming. The learning concludes in integrative laboratories, where students validate physical and computational models, consolidating the ability to compare theoretical predictions with experimental reality.</w:t>
-            </w:r>
-          </w:p>
-          <w:p>
-            <w:pPr>
-              <w:widowControl/>
-              <w:pBdr>
-                <w:top w:val="nil"/>
-                <w:left w:val="nil"/>
-                <w:bottom w:val="nil"/>
-                <w:right w:val="nil"/>
-                <w:between w:val="nil"/>
-              </w:pBdr>
-              <w:rPr>
-                <w:rFonts w:ascii="Arial" w:eastAsia="Arial" w:hAnsi="Arial" w:cs="Arial"/>
-                <w:lang w:val="en-US"/>
+                <w:lang w:val="pt-PT"/>
+              </w:rPr>
+            </w:pPr>
+            <w:r>
+              <w:rPr>
+                <w:rFonts w:ascii="Arial" w:eastAsia="Arial" w:hAnsi="Arial" w:cs="Arial"/>
+                <w:lang w:val="pt-PT"/>
+              </w:rPr>
+              <w:t>Este segundo módulo fundamental aprofunda o conjunto de ferramentas matemáticas e físicas necessárias para a engenharia, estabelecendo uma conexão direta entre o cálculo multivariável e a análise de sistemas dinâmicos. O curso expande as competências analíticas ao introduzir o estudo de funções de várias variáveis, o vetor gradiente e técnicas de otimização utilizando multiplicadores de Lagrange. Simultaneamente, a fundamentação em álgebra linear evolui para o estudo de espaços vetoriais abstratos, produtos internos e transformações lineares, fornecendo o rigor necessário para resolver problemas de melhor aproximação e simplificar operadores por meio de mudanças de base.</w:t>
+            </w:r>
+          </w:p>
+          <w:p>
+            <w:pPr>
+              <w:widowControl/>
+              <w:pBdr>
+                <w:top w:val="nil"/>
+                <w:left w:val="nil"/>
+                <w:bottom w:val="nil"/>
+                <w:right w:val="nil"/>
+                <w:between w:val="nil"/>
+              </w:pBdr>
+              <w:jc w:val="both"/>
+              <w:rPr>
+                <w:rFonts w:ascii="Arial" w:eastAsia="Arial" w:hAnsi="Arial" w:cs="Arial"/>
+                <w:lang w:val="pt-PT"/>
+              </w:rPr>
+            </w:pPr>
+          </w:p>
+          <w:p>
+            <w:pPr>
+              <w:widowControl/>
+              <w:pBdr>
+                <w:top w:val="nil"/>
+                <w:left w:val="nil"/>
+                <w:bottom w:val="nil"/>
+                <w:right w:val="nil"/>
+                <w:between w:val="nil"/>
+              </w:pBdr>
+              <w:jc w:val="both"/>
+              <w:rPr>
+                <w:rFonts w:ascii="Arial" w:eastAsia="Arial" w:hAnsi="Arial" w:cs="Arial"/>
+                <w:lang w:val="pt-PT"/>
+              </w:rPr>
+            </w:pPr>
+            <w:r>
+              <w:rPr>
+                <w:rFonts w:ascii="Arial" w:eastAsia="Arial" w:hAnsi="Arial" w:cs="Arial"/>
+                <w:lang w:val="pt-PT"/>
+              </w:rPr>
+              <w:t>A física do movimento ganha complexidade com o foco em sistemas conservativos, dinâmica rotacional e teoremas de conservação. Os alunos são capacitados a descrever fenômenos mecânicos avançados, como colisões e movimento de corpos rígidos, integrando o cálculo de momentos de inércia e energia rotacional. Essa modelagem teórica é transposta para o domínio numérico através do estudo de interpolação polinomial e integração numérica, permitindo o manuseio eficiente de funções complexas em simulações técnicas e análise de dados experimentais.</w:t>
+            </w:r>
+          </w:p>
+          <w:p>
+            <w:pPr>
+              <w:widowControl/>
+              <w:pBdr>
+                <w:top w:val="nil"/>
+                <w:left w:val="nil"/>
+                <w:bottom w:val="nil"/>
+                <w:right w:val="nil"/>
+                <w:between w:val="nil"/>
+              </w:pBdr>
+              <w:jc w:val="both"/>
+              <w:rPr>
+                <w:rFonts w:ascii="Arial" w:eastAsia="Arial" w:hAnsi="Arial" w:cs="Arial"/>
+                <w:lang w:val="pt-PT"/>
+              </w:rPr>
+            </w:pPr>
+          </w:p>
+          <w:p>
+            <w:pPr>
+              <w:widowControl/>
+              <w:pBdr>
+                <w:top w:val="nil"/>
+                <w:left w:val="nil"/>
+                <w:bottom w:val="nil"/>
+                <w:right w:val="nil"/>
+                <w:between w:val="nil"/>
+              </w:pBdr>
+              <w:rPr>
+                <w:rFonts w:ascii="Arial" w:eastAsia="Arial" w:hAnsi="Arial" w:cs="Arial"/>
+                <w:lang w:val="pt-PT"/>
+              </w:rPr>
+            </w:pPr>
+            <w:r>
+              <w:rPr>
+                <w:rFonts w:ascii="Arial" w:eastAsia="Arial" w:hAnsi="Arial" w:cs="Arial"/>
+                <w:lang w:val="pt-PT"/>
+              </w:rPr>
+              <w:t>No eixo tecnológico, o curso foca na transição para o paradigma de Programação Orientada a Objetos (POO), desenvolvendo a habilidade de projetar softwares robustos e escaláveis para a engenharia. A disciplina integra conceitos de abstração, herança e polimorfismo no desenvolvimento de aplicações práticas de engenharia elétrica, onde os alunos implementam tipos abstratos de dados e manipulação de arquivos com programação defensiva. O aprendizado conclui-se em laboratórios integrativos, nos quais os estudantes validam modelos físicos e computacionais, consolidando a capacidade de comparar previsões teóricas com a realidade experimental.</w:t>
+            </w:r>
+          </w:p>
+          <w:p>
+            <w:pPr>
+              <w:widowControl/>
+              <w:pBdr>
+                <w:top w:val="nil"/>
+                <w:left w:val="nil"/>
+                <w:bottom w:val="nil"/>
+                <w:right w:val="nil"/>
+                <w:between w:val="nil"/>
+              </w:pBdr>
+              <w:rPr>
+                <w:rFonts w:ascii="Arial" w:eastAsia="Arial" w:hAnsi="Arial" w:cs="Arial"/>
+                <w:lang w:val="pt-PT"/>
               </w:rPr>
             </w:pPr>
           </w:p>
@@ -3351,21 +3114,7 @@
               <w:rPr>
                 <w:rFonts w:ascii="Arial" w:eastAsia="Arial" w:hAnsi="Arial" w:cs="Arial"/>
               </w:rPr>
-              <w:t xml:space="preserve"> Espaços vetoriais com produto interno - ortogonalidade; bases </w:t>
-            </w:r>
-            <w:proofErr w:type="spellStart"/>
-            <w:r>
-              <w:rPr>
-                <w:rFonts w:ascii="Arial" w:eastAsia="Arial" w:hAnsi="Arial" w:cs="Arial"/>
-              </w:rPr>
-              <w:t>ortonormais</w:t>
-            </w:r>
-            <w:proofErr w:type="spellEnd"/>
-            <w:r>
-              <w:rPr>
-                <w:rFonts w:ascii="Arial" w:eastAsia="Arial" w:hAnsi="Arial" w:cs="Arial"/>
-              </w:rPr>
-              <w:t xml:space="preserve">; processo de Gram-Schmidt; projeção ortogonal; melhor aproximação. </w:t>
+              <w:t xml:space="preserve"> Espaços vetoriais com produto interno - ortogonalidade; bases ortonormais; processo de Gram-Schmidt; projeção ortogonal; melhor aproximação. </w:t>
             </w:r>
             <w:r>
               <w:rPr>
@@ -3447,16 +3196,8 @@
               <w:rPr>
                 <w:rFonts w:ascii="Arial" w:eastAsia="Arial" w:hAnsi="Arial" w:cs="Arial"/>
               </w:rPr>
-              <w:t xml:space="preserve">) Interpolação: polinomial e </w:t>
-            </w:r>
-            <w:proofErr w:type="spellStart"/>
-            <w:r>
-              <w:rPr>
-                <w:rFonts w:ascii="Arial" w:eastAsia="Arial" w:hAnsi="Arial" w:cs="Arial"/>
-              </w:rPr>
-              <w:t>splines</w:t>
-            </w:r>
-            <w:proofErr w:type="spellEnd"/>
+              <w:t>) Interpolação: polinomial e splines</w:t>
+            </w:r>
             <w:r>
               <w:rPr>
                 <w:rFonts w:ascii="Arial" w:eastAsia="Arial" w:hAnsi="Arial" w:cs="Arial"/>
@@ -3514,7 +3255,7 @@
           </w:p>
           <w:p>
             <w:pPr>
-              <w:pStyle w:val="ListParagraph"/>
+              <w:pStyle w:val="PargrafodaLista"/>
               <w:widowControl/>
               <w:numPr>
                 <w:ilvl w:val="0"/>
@@ -3535,20 +3276,12 @@
               <w:rPr>
                 <w:rFonts w:ascii="Arial" w:eastAsia="Arial" w:hAnsi="Arial" w:cs="Arial"/>
               </w:rPr>
-              <w:t xml:space="preserve">Trabalho e </w:t>
-            </w:r>
-            <w:proofErr w:type="gramStart"/>
-            <w:r>
-              <w:rPr>
-                <w:rFonts w:ascii="Arial" w:eastAsia="Arial" w:hAnsi="Arial" w:cs="Arial"/>
-              </w:rPr>
-              <w:t>Energia .</w:t>
-            </w:r>
-            <w:proofErr w:type="gramEnd"/>
-          </w:p>
-          <w:p>
-            <w:pPr>
-              <w:pStyle w:val="ListParagraph"/>
+              <w:t>Trabalho e Energia .</w:t>
+            </w:r>
+          </w:p>
+          <w:p>
+            <w:pPr>
+              <w:pStyle w:val="PargrafodaLista"/>
               <w:widowControl/>
               <w:numPr>
                 <w:ilvl w:val="0"/>
@@ -3574,7 +3307,7 @@
           </w:p>
           <w:p>
             <w:pPr>
-              <w:pStyle w:val="ListParagraph"/>
+              <w:pStyle w:val="PargrafodaLista"/>
               <w:widowControl/>
               <w:numPr>
                 <w:ilvl w:val="0"/>
@@ -3600,7 +3333,7 @@
           </w:p>
           <w:p>
             <w:pPr>
-              <w:pStyle w:val="ListParagraph"/>
+              <w:pStyle w:val="PargrafodaLista"/>
               <w:widowControl/>
               <w:numPr>
                 <w:ilvl w:val="0"/>
@@ -3786,7 +3519,19 @@
               <w:rPr>
                 <w:rFonts w:ascii="Arial" w:eastAsia="Arial" w:hAnsi="Arial" w:cs="Arial"/>
               </w:rPr>
-              <w:t>. Tipos de dado abstrato.</w:t>
+              <w:t xml:space="preserve">. </w:t>
+            </w:r>
+            <w:r>
+              <w:rPr>
+                <w:rFonts w:ascii="Arial" w:eastAsia="Arial" w:hAnsi="Arial" w:cs="Arial"/>
+              </w:rPr>
+              <w:t>Tipos abstratos de dados</w:t>
+            </w:r>
+            <w:r>
+              <w:rPr>
+                <w:rFonts w:ascii="Arial" w:eastAsia="Arial" w:hAnsi="Arial" w:cs="Arial"/>
+              </w:rPr>
+              <w:t>.</w:t>
             </w:r>
             <w:r>
               <w:rPr>
@@ -3798,6 +3543,7 @@
               <w:rPr>
                 <w:rFonts w:ascii="Arial" w:eastAsia="Arial" w:hAnsi="Arial" w:cs="Arial"/>
               </w:rPr>
+              <w:lastRenderedPageBreak/>
               <w:t>7</w:t>
             </w:r>
             <w:r>
@@ -3991,6 +3737,7 @@
                 <w:i/>
                 <w:lang w:val="en-US"/>
               </w:rPr>
+              <w:lastRenderedPageBreak/>
               <w:t>This second fundamental module deepens the mathematical and physical toolkit required for engineering, establishing a direct connection between multivariable calculus and dynamic systems analysis. The course expands analytical skills by introducing the study of multivariable functions, the gradient vector, and optimization techniques using Lagrange multipliers. Simultaneously, the foundation in linear algebra evolves toward the study of abstract vector spaces, inner products, and linear transformations, providing the necessary rigor to solve best-approximation problems and simplify operators through basis changes.</w:t>
             </w:r>
           </w:p>
@@ -4323,25 +4070,7 @@
                 <w:i/>
                 <w:lang w:val="en-US"/>
               </w:rPr>
-              <w:t>Vector Spaces over $\</w:t>
-            </w:r>
-            <w:proofErr w:type="spellStart"/>
-            <w:r>
-              <w:rPr>
-                <w:rFonts w:ascii="Arial" w:eastAsia="Arial" w:hAnsi="Arial" w:cs="Arial"/>
-                <w:i/>
-                <w:lang w:val="en-US"/>
-              </w:rPr>
-              <w:t>mathbb</w:t>
-            </w:r>
-            <w:proofErr w:type="spellEnd"/>
-            <w:r>
-              <w:rPr>
-                <w:rFonts w:ascii="Arial" w:eastAsia="Arial" w:hAnsi="Arial" w:cs="Arial"/>
-                <w:i/>
-                <w:lang w:val="en-US"/>
-              </w:rPr>
-              <w:t>{R}$: Properties, subspaces, linear independence, basis, dimension, and coordinates.</w:t>
+              <w:t>Vector Spaces over $\mathbb{R}$: Properties, subspaces, linear independence, basis, dimension, and coordinates.</w:t>
             </w:r>
           </w:p>
           <w:p>
@@ -4953,6 +4682,7 @@
                 <w:i/>
                 <w:lang w:val="en-US"/>
               </w:rPr>
+              <w:lastRenderedPageBreak/>
               <w:t>Software Development for Electrical Engineering Applications.</w:t>
             </w:r>
           </w:p>
@@ -5009,6 +4739,7 @@
               <w:rPr>
                 <w:rFonts w:ascii="Arial" w:eastAsia="Arial" w:hAnsi="Arial" w:cs="Arial"/>
               </w:rPr>
+              <w:lastRenderedPageBreak/>
               <w:t xml:space="preserve">12. </w:t>
             </w:r>
             <w:r>
@@ -5195,34 +4926,14 @@
               </w:rPr>
               <w:t xml:space="preserve">Método de avaliação / </w:t>
             </w:r>
-            <w:proofErr w:type="spellStart"/>
-            <w:r>
-              <w:rPr>
-                <w:rFonts w:ascii="Arial" w:eastAsia="Arial" w:hAnsi="Arial" w:cs="Arial"/>
-                <w:i/>
-                <w:color w:val="000000"/>
-              </w:rPr>
-              <w:t>Evaluation</w:t>
-            </w:r>
-            <w:proofErr w:type="spellEnd"/>
-            <w:r>
-              <w:rPr>
-                <w:rFonts w:ascii="Arial" w:eastAsia="Arial" w:hAnsi="Arial" w:cs="Arial"/>
-                <w:i/>
-                <w:color w:val="000000"/>
-              </w:rPr>
-              <w:t xml:space="preserve"> </w:t>
-            </w:r>
-            <w:proofErr w:type="spellStart"/>
-            <w:r>
-              <w:rPr>
-                <w:rFonts w:ascii="Arial" w:eastAsia="Arial" w:hAnsi="Arial" w:cs="Arial"/>
-                <w:i/>
-                <w:color w:val="000000"/>
-              </w:rPr>
-              <w:t>method</w:t>
-            </w:r>
-            <w:proofErr w:type="spellEnd"/>
+            <w:r>
+              <w:rPr>
+                <w:rFonts w:ascii="Arial" w:eastAsia="Arial" w:hAnsi="Arial" w:cs="Arial"/>
+                <w:i/>
+                <w:color w:val="000000"/>
+              </w:rPr>
+              <w:t>Evaluation method</w:t>
+            </w:r>
           </w:p>
         </w:tc>
       </w:tr>
@@ -5443,34 +5154,14 @@
               </w:rPr>
               <w:t xml:space="preserve">Critério de avaliação / </w:t>
             </w:r>
-            <w:proofErr w:type="spellStart"/>
-            <w:r>
-              <w:rPr>
-                <w:rFonts w:ascii="Arial" w:eastAsia="Arial" w:hAnsi="Arial" w:cs="Arial"/>
-                <w:i/>
-                <w:color w:val="000000"/>
-              </w:rPr>
-              <w:t>Criterion</w:t>
-            </w:r>
-            <w:proofErr w:type="spellEnd"/>
-            <w:r>
-              <w:rPr>
-                <w:rFonts w:ascii="Arial" w:eastAsia="Arial" w:hAnsi="Arial" w:cs="Arial"/>
-                <w:i/>
-                <w:color w:val="000000"/>
-              </w:rPr>
-              <w:t xml:space="preserve"> for </w:t>
-            </w:r>
-            <w:proofErr w:type="spellStart"/>
-            <w:r>
-              <w:rPr>
-                <w:rFonts w:ascii="Arial" w:eastAsia="Arial" w:hAnsi="Arial" w:cs="Arial"/>
-                <w:i/>
-                <w:color w:val="000000"/>
-              </w:rPr>
-              <w:t>approval</w:t>
-            </w:r>
-            <w:proofErr w:type="spellEnd"/>
+            <w:r>
+              <w:rPr>
+                <w:rFonts w:ascii="Arial" w:eastAsia="Arial" w:hAnsi="Arial" w:cs="Arial"/>
+                <w:i/>
+                <w:color w:val="000000"/>
+              </w:rPr>
+              <w:t>Criterion for approval</w:t>
+            </w:r>
           </w:p>
         </w:tc>
       </w:tr>
@@ -5641,52 +5332,14 @@
               </w:rPr>
               <w:t xml:space="preserve">Normas de recuperação / </w:t>
             </w:r>
-            <w:proofErr w:type="spellStart"/>
-            <w:r>
-              <w:rPr>
-                <w:rFonts w:ascii="Arial" w:eastAsia="Arial" w:hAnsi="Arial" w:cs="Arial"/>
-                <w:i/>
-                <w:color w:val="000000"/>
-              </w:rPr>
-              <w:t>Norms</w:t>
-            </w:r>
-            <w:proofErr w:type="spellEnd"/>
-            <w:r>
-              <w:rPr>
-                <w:rFonts w:ascii="Arial" w:eastAsia="Arial" w:hAnsi="Arial" w:cs="Arial"/>
-                <w:i/>
-                <w:color w:val="000000"/>
-              </w:rPr>
-              <w:t xml:space="preserve"> for </w:t>
-            </w:r>
-            <w:proofErr w:type="spellStart"/>
-            <w:r>
-              <w:rPr>
-                <w:rFonts w:ascii="Arial" w:eastAsia="Arial" w:hAnsi="Arial" w:cs="Arial"/>
-                <w:i/>
-                <w:color w:val="000000"/>
-              </w:rPr>
-              <w:t>remedial</w:t>
-            </w:r>
-            <w:proofErr w:type="spellEnd"/>
-            <w:r>
-              <w:rPr>
-                <w:rFonts w:ascii="Arial" w:eastAsia="Arial" w:hAnsi="Arial" w:cs="Arial"/>
-                <w:i/>
-                <w:color w:val="000000"/>
-              </w:rPr>
-              <w:t xml:space="preserve"> </w:t>
-            </w:r>
-            <w:proofErr w:type="spellStart"/>
-            <w:r>
-              <w:rPr>
-                <w:rFonts w:ascii="Arial" w:eastAsia="Arial" w:hAnsi="Arial" w:cs="Arial"/>
-                <w:i/>
-                <w:color w:val="000000"/>
-              </w:rPr>
-              <w:t>work</w:t>
-            </w:r>
-            <w:proofErr w:type="spellEnd"/>
+            <w:r>
+              <w:rPr>
+                <w:rFonts w:ascii="Arial" w:eastAsia="Arial" w:hAnsi="Arial" w:cs="Arial"/>
+                <w:i/>
+                <w:color w:val="000000"/>
+              </w:rPr>
+              <w:t>Norms for remedial work</w:t>
+            </w:r>
           </w:p>
         </w:tc>
       </w:tr>
@@ -5844,6 +5497,7 @@
                 <w:rFonts w:ascii="Arial" w:eastAsia="Arial" w:hAnsi="Arial" w:cs="Arial"/>
                 <w:color w:val="000000"/>
               </w:rPr>
+              <w:lastRenderedPageBreak/>
               <w:t>16</w:t>
             </w:r>
             <w:r>
@@ -5859,7 +5513,6 @@
               </w:rPr>
               <w:t xml:space="preserve">Bibliografia / </w:t>
             </w:r>
-            <w:proofErr w:type="spellStart"/>
             <w:r>
               <w:rPr>
                 <w:rFonts w:ascii="Arial" w:eastAsia="Arial" w:hAnsi="Arial" w:cs="Arial"/>
@@ -5868,7 +5521,6 @@
               </w:rPr>
               <w:t>Bibliography</w:t>
             </w:r>
-            <w:proofErr w:type="spellEnd"/>
           </w:p>
           <w:p>
             <w:pPr>
@@ -6000,21 +5652,7 @@
               <w:rPr>
                 <w:rFonts w:ascii="Arial" w:eastAsia="Arial" w:hAnsi="Arial" w:cs="Arial"/>
               </w:rPr>
-              <w:t xml:space="preserve">J. STEWART, Cálculo, Vol. I, 6ª edição, </w:t>
-            </w:r>
-            <w:proofErr w:type="spellStart"/>
-            <w:r>
-              <w:rPr>
-                <w:rFonts w:ascii="Arial" w:eastAsia="Arial" w:hAnsi="Arial" w:cs="Arial"/>
-              </w:rPr>
-              <w:t>Cengage</w:t>
-            </w:r>
-            <w:proofErr w:type="spellEnd"/>
-            <w:r>
-              <w:rPr>
-                <w:rFonts w:ascii="Arial" w:eastAsia="Arial" w:hAnsi="Arial" w:cs="Arial"/>
-              </w:rPr>
-              <w:t xml:space="preserve"> Learning Edições Ltda, 2010.</w:t>
+              <w:t>J. STEWART, Cálculo, Vol. I, 6ª edição, Cengage Learning Edições Ltda, 2010.</w:t>
             </w:r>
           </w:p>
           <w:p>
@@ -6040,21 +5678,7 @@
               <w:rPr>
                 <w:rFonts w:ascii="Arial" w:eastAsia="Arial" w:hAnsi="Arial" w:cs="Arial"/>
               </w:rPr>
-              <w:t xml:space="preserve">H. GUIDORIZZI, </w:t>
-            </w:r>
-            <w:proofErr w:type="gramStart"/>
-            <w:r>
-              <w:rPr>
-                <w:rFonts w:ascii="Arial" w:eastAsia="Arial" w:hAnsi="Arial" w:cs="Arial"/>
-              </w:rPr>
-              <w:t>Um</w:t>
-            </w:r>
-            <w:proofErr w:type="gramEnd"/>
-            <w:r>
-              <w:rPr>
-                <w:rFonts w:ascii="Arial" w:eastAsia="Arial" w:hAnsi="Arial" w:cs="Arial"/>
-              </w:rPr>
-              <w:t xml:space="preserve"> curso de Cálculo, Vol. I, Livros Técnicos e Científicos, 5a edição, 2001.</w:t>
+              <w:t>H. GUIDORIZZI, Um curso de Cálculo, Vol. I, Livros Técnicos e Científicos, 5a edição, 2001.</w:t>
             </w:r>
           </w:p>
           <w:p>
@@ -6158,21 +5782,7 @@
               <w:rPr>
                 <w:rFonts w:ascii="Arial" w:eastAsia="Arial" w:hAnsi="Arial" w:cs="Arial"/>
               </w:rPr>
-              <w:t xml:space="preserve">Álgebra Linear e Aplicações, C. C. </w:t>
-            </w:r>
-            <w:proofErr w:type="spellStart"/>
-            <w:r>
-              <w:rPr>
-                <w:rFonts w:ascii="Arial" w:eastAsia="Arial" w:hAnsi="Arial" w:cs="Arial"/>
-              </w:rPr>
-              <w:t>Callioli</w:t>
-            </w:r>
-            <w:proofErr w:type="spellEnd"/>
-            <w:r>
-              <w:rPr>
-                <w:rFonts w:ascii="Arial" w:eastAsia="Arial" w:hAnsi="Arial" w:cs="Arial"/>
-              </w:rPr>
-              <w:t>, H. Domingues, R. C. F. Costa, Ed. Atual, 6a. edição reformulada, São Paulo, 1998.</w:t>
+              <w:t>Álgebra Linear e Aplicações, C. C. Callioli, H. Domingues, R. C. F. Costa, Ed. Atual, 6a. edição reformulada, São Paulo, 1998.</w:t>
             </w:r>
           </w:p>
           <w:p>
@@ -6224,21 +5834,7 @@
               <w:rPr>
                 <w:rFonts w:ascii="Arial" w:eastAsia="Arial" w:hAnsi="Arial" w:cs="Arial"/>
               </w:rPr>
-              <w:t xml:space="preserve">Álgebra linear com Aplicações, Howard Anton e Chris </w:t>
-            </w:r>
-            <w:proofErr w:type="spellStart"/>
-            <w:r>
-              <w:rPr>
-                <w:rFonts w:ascii="Arial" w:eastAsia="Arial" w:hAnsi="Arial" w:cs="Arial"/>
-              </w:rPr>
-              <w:t>Rorres</w:t>
-            </w:r>
-            <w:proofErr w:type="spellEnd"/>
-            <w:r>
-              <w:rPr>
-                <w:rFonts w:ascii="Arial" w:eastAsia="Arial" w:hAnsi="Arial" w:cs="Arial"/>
-              </w:rPr>
-              <w:t>, 10a. edição, Bookman, 2012.</w:t>
+              <w:t>Álgebra linear com Aplicações, Howard Anton e Chris Rorres, 10a. edição, Bookman, 2012.</w:t>
             </w:r>
           </w:p>
           <w:p>
@@ -6264,35 +5860,7 @@
               <w:rPr>
                 <w:rFonts w:ascii="Arial" w:eastAsia="Arial" w:hAnsi="Arial" w:cs="Arial"/>
               </w:rPr>
-              <w:t xml:space="preserve">Álgebra Linear e suas Aplicações, G. </w:t>
-            </w:r>
-            <w:proofErr w:type="spellStart"/>
-            <w:r>
-              <w:rPr>
-                <w:rFonts w:ascii="Arial" w:eastAsia="Arial" w:hAnsi="Arial" w:cs="Arial"/>
-              </w:rPr>
-              <w:t>Strang</w:t>
-            </w:r>
-            <w:proofErr w:type="spellEnd"/>
-            <w:r>
-              <w:rPr>
-                <w:rFonts w:ascii="Arial" w:eastAsia="Arial" w:hAnsi="Arial" w:cs="Arial"/>
-              </w:rPr>
-              <w:t xml:space="preserve">, Ed. </w:t>
-            </w:r>
-            <w:proofErr w:type="spellStart"/>
-            <w:r>
-              <w:rPr>
-                <w:rFonts w:ascii="Arial" w:eastAsia="Arial" w:hAnsi="Arial" w:cs="Arial"/>
-              </w:rPr>
-              <w:t>Cengage</w:t>
-            </w:r>
-            <w:proofErr w:type="spellEnd"/>
-            <w:r>
-              <w:rPr>
-                <w:rFonts w:ascii="Arial" w:eastAsia="Arial" w:hAnsi="Arial" w:cs="Arial"/>
-              </w:rPr>
-              <w:t xml:space="preserve"> Learning, 4a. edição, 2010.</w:t>
+              <w:t>Álgebra Linear e suas Aplicações, G. Strang, Ed. Cengage Learning, 4a. edição, 2010.</w:t>
             </w:r>
           </w:p>
           <w:p>
@@ -6384,21 +5952,7 @@
               <w:rPr>
                 <w:rFonts w:ascii="Arial" w:eastAsia="Arial" w:hAnsi="Arial" w:cs="Arial"/>
               </w:rPr>
-              <w:t xml:space="preserve">H. M. </w:t>
-            </w:r>
-            <w:proofErr w:type="spellStart"/>
-            <w:r>
-              <w:rPr>
-                <w:rFonts w:ascii="Arial" w:eastAsia="Arial" w:hAnsi="Arial" w:cs="Arial"/>
-              </w:rPr>
-              <w:t>Nussenzveig</w:t>
-            </w:r>
-            <w:proofErr w:type="spellEnd"/>
-            <w:r>
-              <w:rPr>
-                <w:rFonts w:ascii="Arial" w:eastAsia="Arial" w:hAnsi="Arial" w:cs="Arial"/>
-              </w:rPr>
-              <w:t>, Curso de Física Básica, vol. 2;</w:t>
+              <w:t>H. M. Nussenzveig, Curso de Física Básica, vol. 2;</w:t>
             </w:r>
           </w:p>
           <w:p>
@@ -6424,35 +5978,7 @@
               <w:rPr>
                 <w:rFonts w:ascii="Arial" w:eastAsia="Arial" w:hAnsi="Arial" w:cs="Arial"/>
               </w:rPr>
-              <w:t xml:space="preserve">R.A. </w:t>
-            </w:r>
-            <w:proofErr w:type="spellStart"/>
-            <w:r>
-              <w:rPr>
-                <w:rFonts w:ascii="Arial" w:eastAsia="Arial" w:hAnsi="Arial" w:cs="Arial"/>
-              </w:rPr>
-              <w:t>Serway</w:t>
-            </w:r>
-            <w:proofErr w:type="spellEnd"/>
-            <w:r>
-              <w:rPr>
-                <w:rFonts w:ascii="Arial" w:eastAsia="Arial" w:hAnsi="Arial" w:cs="Arial"/>
-              </w:rPr>
-              <w:t xml:space="preserve">, </w:t>
-            </w:r>
-            <w:proofErr w:type="gramStart"/>
-            <w:r>
-              <w:rPr>
-                <w:rFonts w:ascii="Arial" w:eastAsia="Arial" w:hAnsi="Arial" w:cs="Arial"/>
-              </w:rPr>
-              <w:t>Física</w:t>
-            </w:r>
-            <w:proofErr w:type="gramEnd"/>
-            <w:r>
-              <w:rPr>
-                <w:rFonts w:ascii="Arial" w:eastAsia="Arial" w:hAnsi="Arial" w:cs="Arial"/>
-              </w:rPr>
-              <w:t xml:space="preserve"> 1 e Física 2, 3a Edição, 1996;</w:t>
+              <w:t>R.A. Serway, Física 1 e Física 2, 3a Edição, 1996;</w:t>
             </w:r>
           </w:p>
           <w:p>
@@ -6478,21 +6004,7 @@
               <w:rPr>
                 <w:rFonts w:ascii="Arial" w:eastAsia="Arial" w:hAnsi="Arial" w:cs="Arial"/>
               </w:rPr>
-              <w:t xml:space="preserve">Sears &amp; </w:t>
-            </w:r>
-            <w:proofErr w:type="spellStart"/>
-            <w:r>
-              <w:rPr>
-                <w:rFonts w:ascii="Arial" w:eastAsia="Arial" w:hAnsi="Arial" w:cs="Arial"/>
-              </w:rPr>
-              <w:t>Zemansky</w:t>
-            </w:r>
-            <w:proofErr w:type="spellEnd"/>
-            <w:r>
-              <w:rPr>
-                <w:rFonts w:ascii="Arial" w:eastAsia="Arial" w:hAnsi="Arial" w:cs="Arial"/>
-              </w:rPr>
-              <w:t>, Física Universitária.</w:t>
+              <w:t>Sears &amp; Zemansky, Física Universitária.</w:t>
             </w:r>
           </w:p>
           <w:p>
@@ -6586,39 +6098,7 @@
                 <w:rFonts w:ascii="Arial" w:eastAsia="Arial" w:hAnsi="Arial" w:cs="Arial"/>
                 <w:lang w:val="en-US"/>
               </w:rPr>
-              <w:t xml:space="preserve">Burden &amp; Faires, </w:t>
-            </w:r>
-            <w:proofErr w:type="spellStart"/>
-            <w:r>
-              <w:rPr>
-                <w:rFonts w:ascii="Arial" w:eastAsia="Arial" w:hAnsi="Arial" w:cs="Arial"/>
-                <w:lang w:val="en-US"/>
-              </w:rPr>
-              <w:t>Análise</w:t>
-            </w:r>
-            <w:proofErr w:type="spellEnd"/>
-            <w:r>
-              <w:rPr>
-                <w:rFonts w:ascii="Arial" w:eastAsia="Arial" w:hAnsi="Arial" w:cs="Arial"/>
-                <w:lang w:val="en-US"/>
-              </w:rPr>
-              <w:t xml:space="preserve"> </w:t>
-            </w:r>
-            <w:proofErr w:type="spellStart"/>
-            <w:r>
-              <w:rPr>
-                <w:rFonts w:ascii="Arial" w:eastAsia="Arial" w:hAnsi="Arial" w:cs="Arial"/>
-                <w:lang w:val="en-US"/>
-              </w:rPr>
-              <w:t>Numérica</w:t>
-            </w:r>
-            <w:proofErr w:type="spellEnd"/>
-            <w:r>
-              <w:rPr>
-                <w:rFonts w:ascii="Arial" w:eastAsia="Arial" w:hAnsi="Arial" w:cs="Arial"/>
-                <w:lang w:val="en-US"/>
-              </w:rPr>
-              <w:t xml:space="preserve">, Cengage Learning, 7th ed., 2008. </w:t>
+              <w:t xml:space="preserve">Burden &amp; Faires, Análise Numérica, Cengage Learning, 7th ed., 2008. </w:t>
             </w:r>
           </w:p>
           <w:p>
@@ -6640,33 +6120,11 @@
                 <w:rFonts w:ascii="Arial" w:eastAsia="Arial" w:hAnsi="Arial" w:cs="Arial"/>
               </w:rPr>
             </w:pPr>
-            <w:proofErr w:type="spellStart"/>
-            <w:r>
-              <w:rPr>
-                <w:rFonts w:ascii="Arial" w:eastAsia="Arial" w:hAnsi="Arial" w:cs="Arial"/>
-              </w:rPr>
-              <w:t>Chapra</w:t>
-            </w:r>
-            <w:proofErr w:type="spellEnd"/>
-            <w:r>
-              <w:rPr>
-                <w:rFonts w:ascii="Arial" w:eastAsia="Arial" w:hAnsi="Arial" w:cs="Arial"/>
-              </w:rPr>
-              <w:t xml:space="preserve"> &amp; Canale, Métodos Numéricos para Engenharia, 12th ed., </w:t>
-            </w:r>
-            <w:proofErr w:type="spellStart"/>
-            <w:r>
-              <w:rPr>
-                <w:rFonts w:ascii="Arial" w:eastAsia="Arial" w:hAnsi="Arial" w:cs="Arial"/>
-              </w:rPr>
-              <w:t>McGrawHill</w:t>
-            </w:r>
-            <w:proofErr w:type="spellEnd"/>
-            <w:r>
-              <w:rPr>
-                <w:rFonts w:ascii="Arial" w:eastAsia="Arial" w:hAnsi="Arial" w:cs="Arial"/>
-              </w:rPr>
-              <w:t xml:space="preserve"> 2009.</w:t>
+            <w:r>
+              <w:rPr>
+                <w:rFonts w:ascii="Arial" w:eastAsia="Arial" w:hAnsi="Arial" w:cs="Arial"/>
+              </w:rPr>
+              <w:t>Chapra &amp; Canale, Métodos Numéricos para Engenharia, 12th ed., McGrawHill 2009.</w:t>
             </w:r>
           </w:p>
           <w:p>
@@ -6709,21 +6167,12 @@
                 <w:lang w:val="en-US"/>
               </w:rPr>
             </w:pPr>
-            <w:proofErr w:type="spellStart"/>
-            <w:r>
-              <w:rPr>
-                <w:rFonts w:ascii="Arial" w:eastAsia="Arial" w:hAnsi="Arial" w:cs="Arial"/>
-                <w:lang w:val="en-US"/>
-              </w:rPr>
-              <w:t>Computação</w:t>
-            </w:r>
-            <w:proofErr w:type="spellEnd"/>
-            <w:r>
-              <w:rPr>
-                <w:rFonts w:ascii="Arial" w:eastAsia="Arial" w:hAnsi="Arial" w:cs="Arial"/>
-                <w:lang w:val="en-US"/>
-              </w:rPr>
-              <w:t>:</w:t>
+            <w:r>
+              <w:rPr>
+                <w:rFonts w:ascii="Arial" w:eastAsia="Arial" w:hAnsi="Arial" w:cs="Arial"/>
+                <w:lang w:val="en-US"/>
+              </w:rPr>
+              <w:t>Computação:</w:t>
             </w:r>
           </w:p>
           <w:p>
@@ -6817,7 +6266,7 @@
               <w:rPr>
                 <w:rFonts w:ascii="Arial" w:eastAsia="Arial" w:hAnsi="Arial" w:cs="Arial"/>
                 <w:i/>
-                <w:lang w:val="en-US"/>
+                <w:lang w:val="pt-PT"/>
               </w:rPr>
             </w:pPr>
             <w:r>
@@ -6832,7 +6281,7 @@
               <w:rPr>
                 <w:rFonts w:ascii="Arial" w:eastAsia="Arial" w:hAnsi="Arial" w:cs="Arial"/>
                 <w:i/>
-                <w:lang w:val="en-US"/>
+                <w:lang w:val="pt-PT"/>
               </w:rPr>
               <w:t>Some of the references to be utilized are:</w:t>
             </w:r>
@@ -6853,7 +6302,7 @@
               </w:tabs>
               <w:rPr>
                 <w:rFonts w:ascii="Arial" w:eastAsia="Arial" w:hAnsi="Arial" w:cs="Arial"/>
-                <w:lang w:val="en-US"/>
+                <w:lang w:val="pt-PT"/>
               </w:rPr>
             </w:pPr>
           </w:p>
@@ -6873,13 +6322,13 @@
               </w:tabs>
               <w:rPr>
                 <w:rFonts w:ascii="Arial" w:eastAsia="Arial" w:hAnsi="Arial" w:cs="Arial"/>
-                <w:lang w:val="en-US"/>
-              </w:rPr>
-            </w:pPr>
-            <w:r>
-              <w:rPr>
-                <w:rFonts w:ascii="Arial" w:eastAsia="Arial" w:hAnsi="Arial" w:cs="Arial"/>
-                <w:lang w:val="en-US"/>
+                <w:lang w:val="pt-PT"/>
+              </w:rPr>
+            </w:pPr>
+            <w:r>
+              <w:rPr>
+                <w:rFonts w:ascii="Arial" w:eastAsia="Arial" w:hAnsi="Arial" w:cs="Arial"/>
+                <w:lang w:val="pt-PT"/>
               </w:rPr>
               <w:t>Calculus</w:t>
             </w:r>
@@ -6906,42 +6355,14 @@
               <w:rPr>
                 <w:rFonts w:ascii="Arial" w:eastAsia="Arial" w:hAnsi="Arial" w:cs="Arial"/>
               </w:rPr>
-              <w:t xml:space="preserve">H. </w:t>
-            </w:r>
-            <w:proofErr w:type="spellStart"/>
-            <w:r>
-              <w:rPr>
-                <w:rFonts w:ascii="Arial" w:eastAsia="Arial" w:hAnsi="Arial" w:cs="Arial"/>
-              </w:rPr>
-              <w:t>Guidorizzi</w:t>
-            </w:r>
-            <w:proofErr w:type="spellEnd"/>
-            <w:r>
-              <w:rPr>
-                <w:rFonts w:ascii="Arial" w:eastAsia="Arial" w:hAnsi="Arial" w:cs="Arial"/>
-              </w:rPr>
-              <w:t>, UM CURSO DE CÁLCULO, volume II, Livros Técnicos e Científicos, Rio de Janeiro, 1965.</w:t>
+              <w:t>H. Guidorizzi, UM CURSO DE CÁLCULO, volume II, Livros Técnicos e Científicos, Rio de Janeiro, 1965.</w:t>
             </w:r>
             <w:r>
               <w:rPr>
                 <w:rFonts w:ascii="Arial" w:eastAsia="Arial" w:hAnsi="Arial" w:cs="Arial"/>
               </w:rPr>
               <w:br/>
-              <w:t xml:space="preserve">J. STEWART, Cálculo, Vol. II, 6ª edição, </w:t>
-            </w:r>
-            <w:proofErr w:type="spellStart"/>
-            <w:r>
-              <w:rPr>
-                <w:rFonts w:ascii="Arial" w:eastAsia="Arial" w:hAnsi="Arial" w:cs="Arial"/>
-              </w:rPr>
-              <w:t>Cengage</w:t>
-            </w:r>
-            <w:proofErr w:type="spellEnd"/>
-            <w:r>
-              <w:rPr>
-                <w:rFonts w:ascii="Arial" w:eastAsia="Arial" w:hAnsi="Arial" w:cs="Arial"/>
-              </w:rPr>
-              <w:t xml:space="preserve"> Learning Edições Ltda, 2010.</w:t>
+              <w:t>J. STEWART, Cálculo, Vol. II, 6ª edição, Cengage Learning Edições Ltda, 2010.</w:t>
             </w:r>
           </w:p>
           <w:p>
@@ -6985,21 +6406,7 @@
               <w:rPr>
                 <w:rFonts w:ascii="Arial" w:eastAsia="Arial" w:hAnsi="Arial" w:cs="Arial"/>
               </w:rPr>
-              <w:t xml:space="preserve">Linear </w:t>
-            </w:r>
-            <w:proofErr w:type="spellStart"/>
-            <w:r>
-              <w:rPr>
-                <w:rFonts w:ascii="Arial" w:eastAsia="Arial" w:hAnsi="Arial" w:cs="Arial"/>
-              </w:rPr>
-              <w:t>Algebra</w:t>
-            </w:r>
-            <w:proofErr w:type="spellEnd"/>
-            <w:r>
-              <w:rPr>
-                <w:rFonts w:ascii="Arial" w:eastAsia="Arial" w:hAnsi="Arial" w:cs="Arial"/>
-              </w:rPr>
-              <w:t>:</w:t>
+              <w:t>Linear Algebra:</w:t>
             </w:r>
           </w:p>
           <w:p>
@@ -7051,21 +6458,7 @@
               <w:rPr>
                 <w:rFonts w:ascii="Arial" w:eastAsia="Arial" w:hAnsi="Arial" w:cs="Arial"/>
               </w:rPr>
-              <w:t xml:space="preserve">Álgebra Linear e Aplicações, C. C. </w:t>
-            </w:r>
-            <w:proofErr w:type="spellStart"/>
-            <w:r>
-              <w:rPr>
-                <w:rFonts w:ascii="Arial" w:eastAsia="Arial" w:hAnsi="Arial" w:cs="Arial"/>
-              </w:rPr>
-              <w:t>Callioli</w:t>
-            </w:r>
-            <w:proofErr w:type="spellEnd"/>
-            <w:r>
-              <w:rPr>
-                <w:rFonts w:ascii="Arial" w:eastAsia="Arial" w:hAnsi="Arial" w:cs="Arial"/>
-              </w:rPr>
-              <w:t>, H. Domingues, R. C. F. Costa, Ed. Atual, 6a. edição reformulada, São Paulo, 1998.</w:t>
+              <w:t>Álgebra Linear e Aplicações, C. C. Callioli, H. Domingues, R. C. F. Costa, Ed. Atual, 6a. edição reformulada, São Paulo, 1998.</w:t>
             </w:r>
           </w:p>
           <w:p>
@@ -7117,21 +6510,7 @@
               <w:rPr>
                 <w:rFonts w:ascii="Arial" w:eastAsia="Arial" w:hAnsi="Arial" w:cs="Arial"/>
               </w:rPr>
-              <w:t xml:space="preserve">Álgebra linear com Aplicações, Howard Anton e Chris </w:t>
-            </w:r>
-            <w:proofErr w:type="spellStart"/>
-            <w:r>
-              <w:rPr>
-                <w:rFonts w:ascii="Arial" w:eastAsia="Arial" w:hAnsi="Arial" w:cs="Arial"/>
-              </w:rPr>
-              <w:t>Rorres</w:t>
-            </w:r>
-            <w:proofErr w:type="spellEnd"/>
-            <w:r>
-              <w:rPr>
-                <w:rFonts w:ascii="Arial" w:eastAsia="Arial" w:hAnsi="Arial" w:cs="Arial"/>
-              </w:rPr>
-              <w:t>, 10a. edição, Bookman, 2012.</w:t>
+              <w:t>Álgebra linear com Aplicações, Howard Anton e Chris Rorres, 10a. edição, Bookman, 2012.</w:t>
             </w:r>
           </w:p>
           <w:p>
@@ -7157,35 +6536,7 @@
               <w:rPr>
                 <w:rFonts w:ascii="Arial" w:eastAsia="Arial" w:hAnsi="Arial" w:cs="Arial"/>
               </w:rPr>
-              <w:t xml:space="preserve">Álgebra Linear e suas Aplicações, G. </w:t>
-            </w:r>
-            <w:proofErr w:type="spellStart"/>
-            <w:r>
-              <w:rPr>
-                <w:rFonts w:ascii="Arial" w:eastAsia="Arial" w:hAnsi="Arial" w:cs="Arial"/>
-              </w:rPr>
-              <w:t>Strang</w:t>
-            </w:r>
-            <w:proofErr w:type="spellEnd"/>
-            <w:r>
-              <w:rPr>
-                <w:rFonts w:ascii="Arial" w:eastAsia="Arial" w:hAnsi="Arial" w:cs="Arial"/>
-              </w:rPr>
-              <w:t xml:space="preserve">, Ed. </w:t>
-            </w:r>
-            <w:proofErr w:type="spellStart"/>
-            <w:r>
-              <w:rPr>
-                <w:rFonts w:ascii="Arial" w:eastAsia="Arial" w:hAnsi="Arial" w:cs="Arial"/>
-              </w:rPr>
-              <w:t>Cengage</w:t>
-            </w:r>
-            <w:proofErr w:type="spellEnd"/>
-            <w:r>
-              <w:rPr>
-                <w:rFonts w:ascii="Arial" w:eastAsia="Arial" w:hAnsi="Arial" w:cs="Arial"/>
-              </w:rPr>
-              <w:t xml:space="preserve"> Learning, 4a. edição, 2010.</w:t>
+              <w:t>Álgebra Linear e suas Aplicações, G. Strang, Ed. Cengage Learning, 4a. edição, 2010.</w:t>
             </w:r>
           </w:p>
           <w:p>
@@ -7225,14 +6576,12 @@
                 <w:rFonts w:ascii="Arial" w:eastAsia="Arial" w:hAnsi="Arial" w:cs="Arial"/>
               </w:rPr>
             </w:pPr>
-            <w:proofErr w:type="spellStart"/>
             <w:r>
               <w:rPr>
                 <w:rFonts w:ascii="Arial" w:eastAsia="Arial" w:hAnsi="Arial" w:cs="Arial"/>
               </w:rPr>
               <w:t>Physics</w:t>
             </w:r>
-            <w:proofErr w:type="spellEnd"/>
           </w:p>
           <w:p>
             <w:pPr>
@@ -7257,21 +6606,7 @@
               <w:rPr>
                 <w:rFonts w:ascii="Arial" w:eastAsia="Arial" w:hAnsi="Arial" w:cs="Arial"/>
               </w:rPr>
-              <w:t xml:space="preserve">H. M. </w:t>
-            </w:r>
-            <w:proofErr w:type="spellStart"/>
-            <w:r>
-              <w:rPr>
-                <w:rFonts w:ascii="Arial" w:eastAsia="Arial" w:hAnsi="Arial" w:cs="Arial"/>
-              </w:rPr>
-              <w:t>Nussenzveig</w:t>
-            </w:r>
-            <w:proofErr w:type="spellEnd"/>
-            <w:r>
-              <w:rPr>
-                <w:rFonts w:ascii="Arial" w:eastAsia="Arial" w:hAnsi="Arial" w:cs="Arial"/>
-              </w:rPr>
-              <w:t>, Curso de Física Básica, vol. 2;</w:t>
+              <w:t>H. M. Nussenzveig, Curso de Física Básica, vol. 2;</w:t>
             </w:r>
           </w:p>
           <w:p>
@@ -7297,35 +6632,7 @@
               <w:rPr>
                 <w:rFonts w:ascii="Arial" w:eastAsia="Arial" w:hAnsi="Arial" w:cs="Arial"/>
               </w:rPr>
-              <w:t xml:space="preserve">R.A. </w:t>
-            </w:r>
-            <w:proofErr w:type="spellStart"/>
-            <w:r>
-              <w:rPr>
-                <w:rFonts w:ascii="Arial" w:eastAsia="Arial" w:hAnsi="Arial" w:cs="Arial"/>
-              </w:rPr>
-              <w:t>Serway</w:t>
-            </w:r>
-            <w:proofErr w:type="spellEnd"/>
-            <w:r>
-              <w:rPr>
-                <w:rFonts w:ascii="Arial" w:eastAsia="Arial" w:hAnsi="Arial" w:cs="Arial"/>
-              </w:rPr>
-              <w:t xml:space="preserve">, </w:t>
-            </w:r>
-            <w:proofErr w:type="gramStart"/>
-            <w:r>
-              <w:rPr>
-                <w:rFonts w:ascii="Arial" w:eastAsia="Arial" w:hAnsi="Arial" w:cs="Arial"/>
-              </w:rPr>
-              <w:t>Física</w:t>
-            </w:r>
-            <w:proofErr w:type="gramEnd"/>
-            <w:r>
-              <w:rPr>
-                <w:rFonts w:ascii="Arial" w:eastAsia="Arial" w:hAnsi="Arial" w:cs="Arial"/>
-              </w:rPr>
-              <w:t xml:space="preserve"> 1 e Física 2, 3a Edição, 1996;</w:t>
+              <w:t>R.A. Serway, Física 1 e Física 2, 3a Edição, 1996;</w:t>
             </w:r>
           </w:p>
           <w:p>
@@ -7351,21 +6658,7 @@
               <w:rPr>
                 <w:rFonts w:ascii="Arial" w:eastAsia="Arial" w:hAnsi="Arial" w:cs="Arial"/>
               </w:rPr>
-              <w:t xml:space="preserve">Sears &amp; </w:t>
-            </w:r>
-            <w:proofErr w:type="spellStart"/>
-            <w:r>
-              <w:rPr>
-                <w:rFonts w:ascii="Arial" w:eastAsia="Arial" w:hAnsi="Arial" w:cs="Arial"/>
-              </w:rPr>
-              <w:t>Zemansky</w:t>
-            </w:r>
-            <w:proofErr w:type="spellEnd"/>
-            <w:r>
-              <w:rPr>
-                <w:rFonts w:ascii="Arial" w:eastAsia="Arial" w:hAnsi="Arial" w:cs="Arial"/>
-              </w:rPr>
-              <w:t>, Física Universitária.</w:t>
+              <w:t>Sears &amp; Zemansky, Física Universitária.</w:t>
             </w:r>
           </w:p>
           <w:p>
@@ -7405,28 +6698,12 @@
                 <w:rFonts w:ascii="Arial" w:eastAsia="Arial" w:hAnsi="Arial" w:cs="Arial"/>
               </w:rPr>
             </w:pPr>
-            <w:proofErr w:type="spellStart"/>
-            <w:r>
-              <w:rPr>
-                <w:rFonts w:ascii="Arial" w:eastAsia="Arial" w:hAnsi="Arial" w:cs="Arial"/>
-              </w:rPr>
-              <w:t>Numerical</w:t>
-            </w:r>
-            <w:proofErr w:type="spellEnd"/>
-            <w:r>
-              <w:rPr>
-                <w:rFonts w:ascii="Arial" w:eastAsia="Arial" w:hAnsi="Arial" w:cs="Arial"/>
-              </w:rPr>
-              <w:t xml:space="preserve"> </w:t>
-            </w:r>
-            <w:proofErr w:type="spellStart"/>
-            <w:r>
-              <w:rPr>
-                <w:rFonts w:ascii="Arial" w:eastAsia="Arial" w:hAnsi="Arial" w:cs="Arial"/>
-              </w:rPr>
-              <w:t>Methods</w:t>
-            </w:r>
-            <w:proofErr w:type="spellEnd"/>
+            <w:r>
+              <w:rPr>
+                <w:rFonts w:ascii="Arial" w:eastAsia="Arial" w:hAnsi="Arial" w:cs="Arial"/>
+              </w:rPr>
+              <w:t>Numerical Methods</w:t>
+            </w:r>
           </w:p>
           <w:p>
             <w:pPr>
@@ -7526,6 +6803,7 @@
                 <w:rFonts w:ascii="Arial" w:eastAsia="Arial" w:hAnsi="Arial" w:cs="Arial"/>
                 <w:lang w:val="en-US"/>
               </w:rPr>
+              <w:lastRenderedPageBreak/>
               <w:t>Computing</w:t>
             </w:r>
           </w:p>
@@ -9484,7 +8762,7 @@
     <w:name w:val="Normal"/>
     <w:qFormat/>
   </w:style>
-  <w:style w:type="paragraph" w:styleId="Heading1">
+  <w:style w:type="paragraph" w:styleId="Ttulo1">
     <w:name w:val="heading 1"/>
     <w:basedOn w:val="Normal"/>
     <w:next w:val="Normal"/>
@@ -9509,7 +8787,7 @@
       <w:szCs w:val="32"/>
     </w:rPr>
   </w:style>
-  <w:style w:type="paragraph" w:styleId="Heading2">
+  <w:style w:type="paragraph" w:styleId="Ttulo2">
     <w:name w:val="heading 2"/>
     <w:basedOn w:val="Normal"/>
     <w:next w:val="Normal"/>
@@ -9539,7 +8817,7 @@
       <w:szCs w:val="28"/>
     </w:rPr>
   </w:style>
-  <w:style w:type="paragraph" w:styleId="Heading3">
+  <w:style w:type="paragraph" w:styleId="Ttulo3">
     <w:name w:val="heading 3"/>
     <w:basedOn w:val="Normal"/>
     <w:next w:val="Normal"/>
@@ -9568,7 +8846,7 @@
       <w:szCs w:val="26"/>
     </w:rPr>
   </w:style>
-  <w:style w:type="paragraph" w:styleId="Heading4">
+  <w:style w:type="paragraph" w:styleId="Ttulo4">
     <w:name w:val="heading 4"/>
     <w:basedOn w:val="Normal"/>
     <w:next w:val="Normal"/>
@@ -9596,7 +8874,7 @@
       <w:szCs w:val="28"/>
     </w:rPr>
   </w:style>
-  <w:style w:type="paragraph" w:styleId="Heading5">
+  <w:style w:type="paragraph" w:styleId="Ttulo5">
     <w:name w:val="heading 5"/>
     <w:basedOn w:val="Normal"/>
     <w:next w:val="Normal"/>
@@ -9628,7 +8906,7 @@
       <w:szCs w:val="26"/>
     </w:rPr>
   </w:style>
-  <w:style w:type="paragraph" w:styleId="Heading6">
+  <w:style w:type="paragraph" w:styleId="Ttulo6">
     <w:name w:val="heading 6"/>
     <w:basedOn w:val="Normal"/>
     <w:next w:val="Normal"/>
@@ -9654,12 +8932,12 @@
       <w:color w:val="000000"/>
     </w:rPr>
   </w:style>
-  <w:style w:type="character" w:default="1" w:styleId="DefaultParagraphFont">
+  <w:style w:type="character" w:default="1" w:styleId="Fontepargpadro">
     <w:name w:val="Default Paragraph Font"/>
     <w:uiPriority w:val="1"/>
     <w:unhideWhenUsed/>
   </w:style>
-  <w:style w:type="table" w:default="1" w:styleId="TableNormal">
+  <w:style w:type="table" w:default="1" w:styleId="Tabelanormal">
     <w:name w:val="Normal Table"/>
     <w:uiPriority w:val="99"/>
     <w:semiHidden/>
@@ -9674,13 +8952,13 @@
       </w:tblCellMar>
     </w:tblPr>
   </w:style>
-  <w:style w:type="numbering" w:default="1" w:styleId="NoList">
+  <w:style w:type="numbering" w:default="1" w:styleId="Semlista">
     <w:name w:val="No List"/>
     <w:uiPriority w:val="99"/>
     <w:semiHidden/>
     <w:unhideWhenUsed/>
   </w:style>
-  <w:style w:type="table" w:customStyle="1" w:styleId="TableNormal0">
+  <w:style w:type="table" w:customStyle="1" w:styleId="TableNormal">
     <w:name w:val="TableNormal"/>
     <w:tblPr>
       <w:tblCellMar>
@@ -9691,7 +8969,7 @@
       </w:tblCellMar>
     </w:tblPr>
   </w:style>
-  <w:style w:type="paragraph" w:styleId="Title">
+  <w:style w:type="paragraph" w:styleId="Ttulo">
     <w:name w:val="Title"/>
     <w:basedOn w:val="Normal"/>
     <w:next w:val="Normal"/>
@@ -9708,7 +8986,7 @@
       <w:szCs w:val="72"/>
     </w:rPr>
   </w:style>
-  <w:style w:type="table" w:customStyle="1" w:styleId="TableNormal1">
+  <w:style w:type="table" w:customStyle="1" w:styleId="TableNormal0">
     <w:name w:val="TableNormal"/>
     <w:tblPr>
       <w:tblCellMar>
@@ -9720,7 +8998,7 @@
     </w:tblPr>
   </w:style>
   <w:style w:type="table" w:customStyle="1" w:styleId="a">
-    <w:basedOn w:val="TableNormal1"/>
+    <w:basedOn w:val="TableNormal0"/>
     <w:tblPr>
       <w:tblStyleRowBandSize w:val="1"/>
       <w:tblStyleColBandSize w:val="1"/>
@@ -9731,7 +9009,7 @@
     </w:tblPr>
   </w:style>
   <w:style w:type="table" w:customStyle="1" w:styleId="a0">
-    <w:basedOn w:val="TableNormal1"/>
+    <w:basedOn w:val="TableNormal0"/>
     <w:tblPr>
       <w:tblStyleRowBandSize w:val="1"/>
       <w:tblStyleColBandSize w:val="1"/>
@@ -9741,10 +9019,10 @@
       </w:tblCellMar>
     </w:tblPr>
   </w:style>
-  <w:style w:type="paragraph" w:styleId="Header">
+  <w:style w:type="paragraph" w:styleId="Cabealho">
     <w:name w:val="header"/>
     <w:basedOn w:val="Normal"/>
-    <w:link w:val="HeaderChar"/>
+    <w:link w:val="CabealhoChar"/>
     <w:uiPriority w:val="99"/>
     <w:unhideWhenUsed/>
     <w:rsid w:val="0002036F"/>
@@ -9755,17 +9033,17 @@
       </w:tabs>
     </w:pPr>
   </w:style>
-  <w:style w:type="character" w:customStyle="1" w:styleId="HeaderChar">
-    <w:name w:val="Header Char"/>
-    <w:basedOn w:val="DefaultParagraphFont"/>
-    <w:link w:val="Header"/>
+  <w:style w:type="character" w:customStyle="1" w:styleId="CabealhoChar">
+    <w:name w:val="Cabeçalho Char"/>
+    <w:basedOn w:val="Fontepargpadro"/>
+    <w:link w:val="Cabealho"/>
     <w:uiPriority w:val="99"/>
     <w:rsid w:val="0002036F"/>
   </w:style>
-  <w:style w:type="paragraph" w:styleId="Footer">
+  <w:style w:type="paragraph" w:styleId="Rodap">
     <w:name w:val="footer"/>
     <w:basedOn w:val="Normal"/>
-    <w:link w:val="FooterChar"/>
+    <w:link w:val="RodapChar"/>
     <w:uiPriority w:val="99"/>
     <w:unhideWhenUsed/>
     <w:rsid w:val="0002036F"/>
@@ -9776,14 +9054,14 @@
       </w:tabs>
     </w:pPr>
   </w:style>
-  <w:style w:type="character" w:customStyle="1" w:styleId="FooterChar">
-    <w:name w:val="Footer Char"/>
-    <w:basedOn w:val="DefaultParagraphFont"/>
-    <w:link w:val="Footer"/>
+  <w:style w:type="character" w:customStyle="1" w:styleId="RodapChar">
+    <w:name w:val="Rodapé Char"/>
+    <w:basedOn w:val="Fontepargpadro"/>
+    <w:link w:val="Rodap"/>
     <w:uiPriority w:val="99"/>
     <w:rsid w:val="0002036F"/>
   </w:style>
-  <w:style w:type="paragraph" w:styleId="Subtitle">
+  <w:style w:type="paragraph" w:styleId="Subttulo">
     <w:name w:val="Subtitle"/>
     <w:basedOn w:val="Normal"/>
     <w:next w:val="Normal"/>
@@ -9803,7 +9081,7 @@
     </w:rPr>
   </w:style>
   <w:style w:type="table" w:customStyle="1" w:styleId="a1">
-    <w:basedOn w:val="TableNormal1"/>
+    <w:basedOn w:val="TableNormal0"/>
     <w:tblPr>
       <w:tblStyleRowBandSize w:val="1"/>
       <w:tblStyleColBandSize w:val="1"/>
@@ -9814,7 +9092,7 @@
     </w:tblPr>
   </w:style>
   <w:style w:type="table" w:customStyle="1" w:styleId="a2">
-    <w:basedOn w:val="TableNormal1"/>
+    <w:basedOn w:val="TableNormal0"/>
     <w:tblPr>
       <w:tblStyleRowBandSize w:val="1"/>
       <w:tblStyleColBandSize w:val="1"/>
@@ -9824,7 +9102,7 @@
       </w:tblCellMar>
     </w:tblPr>
   </w:style>
-  <w:style w:type="paragraph" w:styleId="ListParagraph">
+  <w:style w:type="paragraph" w:styleId="PargrafodaLista">
     <w:name w:val="List Paragraph"/>
     <w:basedOn w:val="Normal"/>
     <w:uiPriority w:val="34"/>
@@ -9835,9 +9113,9 @@
       <w:contextualSpacing/>
     </w:pPr>
   </w:style>
-  <w:style w:type="character" w:styleId="CommentReference">
+  <w:style w:type="character" w:styleId="Refdecomentrio">
     <w:name w:val="annotation reference"/>
-    <w:basedOn w:val="DefaultParagraphFont"/>
+    <w:basedOn w:val="Fontepargpadro"/>
     <w:uiPriority w:val="99"/>
     <w:semiHidden/>
     <w:unhideWhenUsed/>
@@ -9847,28 +9125,28 @@
       <w:szCs w:val="16"/>
     </w:rPr>
   </w:style>
-  <w:style w:type="paragraph" w:styleId="CommentText">
+  <w:style w:type="paragraph" w:styleId="Textodecomentrio">
     <w:name w:val="annotation text"/>
     <w:basedOn w:val="Normal"/>
-    <w:link w:val="CommentTextChar"/>
+    <w:link w:val="TextodecomentrioChar"/>
     <w:uiPriority w:val="99"/>
     <w:semiHidden/>
     <w:unhideWhenUsed/>
     <w:rsid w:val="002A0D6A"/>
   </w:style>
-  <w:style w:type="character" w:customStyle="1" w:styleId="CommentTextChar">
-    <w:name w:val="Comment Text Char"/>
-    <w:basedOn w:val="DefaultParagraphFont"/>
-    <w:link w:val="CommentText"/>
+  <w:style w:type="character" w:customStyle="1" w:styleId="TextodecomentrioChar">
+    <w:name w:val="Texto de comentário Char"/>
+    <w:basedOn w:val="Fontepargpadro"/>
+    <w:link w:val="Textodecomentrio"/>
     <w:uiPriority w:val="99"/>
     <w:semiHidden/>
     <w:rsid w:val="002A0D6A"/>
   </w:style>
-  <w:style w:type="paragraph" w:styleId="CommentSubject">
+  <w:style w:type="paragraph" w:styleId="Assuntodocomentrio">
     <w:name w:val="annotation subject"/>
-    <w:basedOn w:val="CommentText"/>
-    <w:next w:val="CommentText"/>
-    <w:link w:val="CommentSubjectChar"/>
+    <w:basedOn w:val="Textodecomentrio"/>
+    <w:next w:val="Textodecomentrio"/>
+    <w:link w:val="AssuntodocomentrioChar"/>
     <w:uiPriority w:val="99"/>
     <w:semiHidden/>
     <w:unhideWhenUsed/>
@@ -9878,10 +9156,10 @@
       <w:bCs/>
     </w:rPr>
   </w:style>
-  <w:style w:type="character" w:customStyle="1" w:styleId="CommentSubjectChar">
-    <w:name w:val="Comment Subject Char"/>
-    <w:basedOn w:val="CommentTextChar"/>
-    <w:link w:val="CommentSubject"/>
+  <w:style w:type="character" w:customStyle="1" w:styleId="AssuntodocomentrioChar">
+    <w:name w:val="Assunto do comentário Char"/>
+    <w:basedOn w:val="TextodecomentrioChar"/>
+    <w:link w:val="Assuntodocomentrio"/>
     <w:uiPriority w:val="99"/>
     <w:semiHidden/>
     <w:rsid w:val="002A0D6A"/>
